--- a/examples/react-dashboard/output.docx
+++ b/examples/react-dashboard/output.docx
@@ -5,7 +5,7 @@
     <w:p>
       <w:pPr>
         <w:pStyle w:val="Heading1"/>
-        <w:spacing w:after="60" w:line="462" w:lineRule="atLeast"/>
+        <w:spacing w:after="60" w:before="165" w:line="462" w:lineRule="atLeast"/>
         <w:textAlignment w:val="center"/>
       </w:pPr>
       <w:r>
@@ -53,7 +53,7 @@
       </w:tblGrid>
       <w:tr>
         <w:trPr>
-          <w:trHeight w:val="1642" w:hRule="exact"/>
+          <w:trHeight w:val="1642" w:hRule="atLeast"/>
         </w:trPr>
         <w:tc>
           <w:tcPr>
@@ -73,87 +73,49 @@
             </w:tcMar>
             <w:vAlign w:val="top"/>
           </w:tcPr>
-          <w:tbl>
-            <w:tblPr>
-              <w:tblW w:type="dxa" w:w="9360"/>
-              <w:tblBorders>
-                <w:top w:val="none" w:color="auto" w:sz="0"/>
-                <w:left w:val="none" w:color="auto" w:sz="0"/>
-                <w:bottom w:val="none" w:color="auto" w:sz="0"/>
-                <w:right w:val="none" w:color="auto" w:sz="0"/>
-                <w:insideH w:val="none" w:color="auto" w:sz="0"/>
-                <w:insideV w:val="none" w:color="auto" w:sz="0"/>
-              </w:tblBorders>
-              <w:tblLayout w:type="fixed"/>
-            </w:tblPr>
-            <w:tblGrid>
-              <w:gridCol w:w="9360"/>
-            </w:tblGrid>
-            <w:tr>
-              <w:tc>
-                <w:tcPr>
-                  <w:tcW w:type="dxa" w:w="9360"/>
-                  <w:tcBorders>
-                    <w:top w:val="none" w:color="auto" w:sz="0"/>
-                    <w:left w:val="single" w:color="457b9d" w:sz="24" w:space="14"/>
-                    <w:bottom w:val="none" w:color="auto" w:sz="0"/>
-                    <w:right w:val="none" w:color="auto" w:sz="0"/>
-                  </w:tcBorders>
-                  <w:shd w:fill="f0f7ff" w:color="auto" w:val="clear"/>
-                  <w:tcMar>
-                    <w:top w:type="dxa" w:w="240"/>
-                    <w:left w:type="dxa" w:w="270"/>
-                    <w:bottom w:type="dxa" w:w="240"/>
-                    <w:right w:type="dxa" w:w="270"/>
-                  </w:tcMar>
-                </w:tcPr>
-                <w:p>
-                  <w:pPr>
-                    <w:spacing w:after="0" w:before="0" w:line="252" w:lineRule="exact"/>
-                  </w:pPr>
-                  <w:r>
-                    <w:rPr>
-                      <w:b/>
-                      <w:bCs/>
-                      <w:color w:val="5b6b7c"/>
-                      <w:sz w:val="18"/>
-                      <w:szCs w:val="18"/>
-                    </w:rPr>
-                    <w:t xml:space="preserve">REVENUE</w:t>
-                  </w:r>
-                </w:p>
-                <w:p>
-                  <w:pPr>
-                    <w:spacing w:after="0" w:before="0" w:line="630" w:lineRule="exact"/>
-                  </w:pPr>
-                  <w:r>
-                    <w:rPr>
-                      <w:b/>
-                      <w:bCs/>
-                      <w:color w:val="1d3557"/>
-                      <w:sz w:val="45"/>
-                      <w:szCs w:val="45"/>
-                    </w:rPr>
-                    <w:t xml:space="preserve">$2.4M</w:t>
-                  </w:r>
-                </w:p>
-                <w:p>
-                  <w:pPr>
-                    <w:spacing w:after="0" w:before="0" w:line="280" w:lineRule="exact"/>
-                  </w:pPr>
-                  <w:r>
-                    <w:rPr>
-                      <w:color w:val="2a9d8f"/>
-                      <w:sz w:val="20"/>
-                      <w:szCs w:val="20"/>
-                    </w:rPr>
-                    <w:t xml:space="preserve">▲ 12% vs last quarter</w:t>
-                  </w:r>
-                </w:p>
-              </w:tc>
-            </w:tr>
-          </w:tbl>
-          <w:p/>
+          <w:p>
+            <w:pPr>
+              <w:spacing w:after="0" w:before="0" w:line="252" w:lineRule="exact"/>
+            </w:pPr>
+            <w:r>
+              <w:rPr>
+                <w:b/>
+                <w:bCs/>
+                <w:color w:val="5b6b7c"/>
+                <w:sz w:val="18"/>
+                <w:szCs w:val="18"/>
+              </w:rPr>
+              <w:t xml:space="preserve">REVENUE</w:t>
+            </w:r>
+          </w:p>
+          <w:p>
+            <w:pPr>
+              <w:spacing w:after="0" w:before="0" w:line="630" w:lineRule="exact"/>
+            </w:pPr>
+            <w:r>
+              <w:rPr>
+                <w:b/>
+                <w:bCs/>
+                <w:color w:val="1d3557"/>
+                <w:sz w:val="45"/>
+                <w:szCs w:val="45"/>
+              </w:rPr>
+              <w:t xml:space="preserve">$2.4M</w:t>
+            </w:r>
+          </w:p>
+          <w:p>
+            <w:pPr>
+              <w:spacing w:after="0" w:before="0" w:line="280" w:lineRule="exact"/>
+            </w:pPr>
+            <w:r>
+              <w:rPr>
+                <w:color w:val="2a9d8f"/>
+                <w:sz w:val="20"/>
+                <w:szCs w:val="20"/>
+              </w:rPr>
+              <w:t xml:space="preserve">▲ 12% vs last quarter</w:t>
+            </w:r>
+          </w:p>
         </w:tc>
         <w:tc>
           <w:tcPr>
@@ -185,87 +147,49 @@
             </w:tcMar>
             <w:vAlign w:val="top"/>
           </w:tcPr>
-          <w:tbl>
-            <w:tblPr>
-              <w:tblW w:type="dxa" w:w="9360"/>
-              <w:tblBorders>
-                <w:top w:val="none" w:color="auto" w:sz="0"/>
-                <w:left w:val="none" w:color="auto" w:sz="0"/>
-                <w:bottom w:val="none" w:color="auto" w:sz="0"/>
-                <w:right w:val="none" w:color="auto" w:sz="0"/>
-                <w:insideH w:val="none" w:color="auto" w:sz="0"/>
-                <w:insideV w:val="none" w:color="auto" w:sz="0"/>
-              </w:tblBorders>
-              <w:tblLayout w:type="fixed"/>
-            </w:tblPr>
-            <w:tblGrid>
-              <w:gridCol w:w="9360"/>
-            </w:tblGrid>
-            <w:tr>
-              <w:tc>
-                <w:tcPr>
-                  <w:tcW w:type="dxa" w:w="9360"/>
-                  <w:tcBorders>
-                    <w:top w:val="none" w:color="auto" w:sz="0"/>
-                    <w:left w:val="single" w:color="e76f51" w:sz="24" w:space="14"/>
-                    <w:bottom w:val="none" w:color="auto" w:sz="0"/>
-                    <w:right w:val="none" w:color="auto" w:sz="0"/>
-                  </w:tcBorders>
-                  <w:shd w:fill="f0f7ff" w:color="auto" w:val="clear"/>
-                  <w:tcMar>
-                    <w:top w:type="dxa" w:w="240"/>
-                    <w:left w:type="dxa" w:w="270"/>
-                    <w:bottom w:type="dxa" w:w="240"/>
-                    <w:right w:type="dxa" w:w="270"/>
-                  </w:tcMar>
-                </w:tcPr>
-                <w:p>
-                  <w:pPr>
-                    <w:spacing w:after="0" w:before="0" w:line="252" w:lineRule="exact"/>
-                  </w:pPr>
-                  <w:r>
-                    <w:rPr>
-                      <w:b/>
-                      <w:bCs/>
-                      <w:color w:val="5b6b7c"/>
-                      <w:sz w:val="18"/>
-                      <w:szCs w:val="18"/>
-                    </w:rPr>
-                    <w:t xml:space="preserve">ACTIVE USERS</w:t>
-                  </w:r>
-                </w:p>
-                <w:p>
-                  <w:pPr>
-                    <w:spacing w:after="0" w:before="0" w:line="630" w:lineRule="exact"/>
-                  </w:pPr>
-                  <w:r>
-                    <w:rPr>
-                      <w:b/>
-                      <w:bCs/>
-                      <w:color w:val="1d3557"/>
-                      <w:sz w:val="45"/>
-                      <w:szCs w:val="45"/>
-                    </w:rPr>
-                    <w:t xml:space="preserve">18,204</w:t>
-                  </w:r>
-                </w:p>
-                <w:p>
-                  <w:pPr>
-                    <w:spacing w:after="0" w:before="0" w:line="280" w:lineRule="exact"/>
-                  </w:pPr>
-                  <w:r>
-                    <w:rPr>
-                      <w:color w:val="e63946"/>
-                      <w:sz w:val="20"/>
-                      <w:szCs w:val="20"/>
-                    </w:rPr>
-                    <w:t xml:space="preserve">▼ 3% vs last quarter</w:t>
-                  </w:r>
-                </w:p>
-              </w:tc>
-            </w:tr>
-          </w:tbl>
-          <w:p/>
+          <w:p>
+            <w:pPr>
+              <w:spacing w:after="0" w:before="0" w:line="252" w:lineRule="exact"/>
+            </w:pPr>
+            <w:r>
+              <w:rPr>
+                <w:b/>
+                <w:bCs/>
+                <w:color w:val="5b6b7c"/>
+                <w:sz w:val="18"/>
+                <w:szCs w:val="18"/>
+              </w:rPr>
+              <w:t xml:space="preserve">ACTIVE USERS</w:t>
+            </w:r>
+          </w:p>
+          <w:p>
+            <w:pPr>
+              <w:spacing w:after="0" w:before="0" w:line="630" w:lineRule="exact"/>
+            </w:pPr>
+            <w:r>
+              <w:rPr>
+                <w:b/>
+                <w:bCs/>
+                <w:color w:val="1d3557"/>
+                <w:sz w:val="45"/>
+                <w:szCs w:val="45"/>
+              </w:rPr>
+              <w:t xml:space="preserve">18,204</w:t>
+            </w:r>
+          </w:p>
+          <w:p>
+            <w:pPr>
+              <w:spacing w:after="0" w:before="0" w:line="280" w:lineRule="exact"/>
+            </w:pPr>
+            <w:r>
+              <w:rPr>
+                <w:color w:val="e63946"/>
+                <w:sz w:val="20"/>
+                <w:szCs w:val="20"/>
+              </w:rPr>
+              <w:t xml:space="preserve">▼ 3% vs last quarter</w:t>
+            </w:r>
+          </w:p>
         </w:tc>
       </w:tr>
     </w:tbl>
@@ -284,7 +208,7 @@
     <w:p>
       <w:pPr>
         <w:pStyle w:val="Heading2"/>
-        <w:spacing w:after="120" w:line="322" w:lineRule="atLeast"/>
+        <w:spacing w:after="120" w:before="115" w:line="322" w:lineRule="atLeast"/>
         <w:textAlignment w:val="center"/>
       </w:pPr>
       <w:r>
@@ -418,7 +342,6 @@
             </w:pPr>
             <w:r>
               <w:rPr>
-                <w:color w:val="111111"/>
                 <w:sz w:val="20"/>
                 <w:szCs w:val="20"/>
               </w:rPr>
@@ -443,7 +366,6 @@
             </w:pPr>
             <w:r>
               <w:rPr>
-                <w:color w:val="111111"/>
                 <w:sz w:val="20"/>
                 <w:szCs w:val="20"/>
               </w:rPr>
@@ -468,7 +390,6 @@
             </w:pPr>
             <w:r>
               <w:rPr>
-                <w:color w:val="111111"/>
                 <w:sz w:val="20"/>
                 <w:szCs w:val="20"/>
               </w:rPr>
@@ -494,7 +415,6 @@
             </w:pPr>
             <w:r>
               <w:rPr>
-                <w:color w:val="111111"/>
                 <w:sz w:val="20"/>
                 <w:szCs w:val="20"/>
               </w:rPr>
@@ -519,7 +439,6 @@
             </w:pPr>
             <w:r>
               <w:rPr>
-                <w:color w:val="111111"/>
                 <w:sz w:val="20"/>
                 <w:szCs w:val="20"/>
               </w:rPr>
@@ -544,7 +463,6 @@
             </w:pPr>
             <w:r>
               <w:rPr>
-                <w:color w:val="111111"/>
                 <w:sz w:val="20"/>
                 <w:szCs w:val="20"/>
               </w:rPr>
@@ -570,7 +488,6 @@
             </w:pPr>
             <w:r>
               <w:rPr>
-                <w:color w:val="111111"/>
                 <w:sz w:val="20"/>
                 <w:szCs w:val="20"/>
               </w:rPr>
@@ -595,7 +512,6 @@
             </w:pPr>
             <w:r>
               <w:rPr>
-                <w:color w:val="111111"/>
                 <w:sz w:val="20"/>
                 <w:szCs w:val="20"/>
               </w:rPr>
@@ -620,7 +536,6 @@
             </w:pPr>
             <w:r>
               <w:rPr>
-                <w:color w:val="111111"/>
                 <w:sz w:val="20"/>
                 <w:szCs w:val="20"/>
               </w:rPr>
